--- a/public/training/linux-repository/SecureByDesign-linux-repository-Workbook.docx
+++ b/public/training/linux-repository/SecureByDesign-linux-repository-Workbook.docx
@@ -428,7 +428,7 @@
           <w:sz w:val="21"/>
           <w:szCs w:val="21"/>
         </w:rPr>
-        <w:t xml:space="preserve">SBD-REPO01 is the Linux side's one road for operating-system packages, built before any Linux server exists so that SBD-SPLUNK01 (course 1.12) patches from it from its first day. It also stages the Linux assessment set, SCC for Linux and the distribution's STIG benchmark, that every Linux server is scanned with. Commands show the RHEL family (dnf) and Ubuntu (apt) forms; choose one distribution family and release for every Linux server and follow that form throughout.</w:t>
+        <w:t xml:space="preserve">SBD-REPO01 is the Linux side's one road for operating-system packages, built before any Linux server exists so that SBD-SPLUNK01 (course 1.12) patches from it from its first day. It also stages the Linux assessment set, SCC for Linux and the distribution's STIG benchmark, that every Linux server is scanned with. Every Linux server in the lab runs a Red Hat Enterprise Linux–family distribution, so the commands use dnf, rpm, firewalld and update-ca-trust; choose one release for every Linux server and follow it throughout.</w:t>
       </w:r>
     </w:p>
     <w:p>
@@ -484,7 +484,7 @@
           <w:sz w:val="21"/>
           <w:szCs w:val="21"/>
         </w:rPr>
-        <w:t xml:space="preserve">Provision a virtual machine for SBD-REPO01 on VLAN 70 (10.0.70.20) with a separate data disk for /srv (it holds /srv/repo, /srv/incoming and /srv/repo-records), and install media for the one Linux distribution family your Linux servers will use, with the vendor's published checksum.</w:t>
+        <w:t xml:space="preserve">Provision a virtual machine for SBD-REPO01 on VLAN 70 (10.0.70.20) with a separate data disk for /srv (it holds /srv/repo, /srv/incoming and /srv/repo-records), and install media for the one Red Hat Enterprise Linux–family release your Linux servers will use, with the vendor's published checksum.</w:t>
       </w:r>
     </w:p>
     <w:p>
@@ -503,7 +503,7 @@
           <w:sz w:val="21"/>
           <w:szCs w:val="21"/>
         </w:rPr>
-        <w:t xml:space="preserve">Have an approved connected system that can reach the distribution's repositories (on the RHEL family, a registered system of the same release and architecture) and the removable-media procedure for carrying the mirror across.</w:t>
+        <w:t xml:space="preserve">Have an approved connected system that can reach the distribution's repositories (for Red Hat Enterprise Linux, a registered system of the same release and architecture) and the removable-media procedure for carrying the mirror across.</w:t>
       </w:r>
     </w:p>
     <w:p>
@@ -540,7 +540,7 @@
           <w:sz w:val="21"/>
           <w:szCs w:val="21"/>
         </w:rPr>
-        <w:t xml:space="preserve">Design the Linux package source: one distribution, the repositories mirrored, verified upstream keys, and the register rows.</w:t>
+        <w:t xml:space="preserve">Design the Linux package source: one Red Hat Enterprise Linux–family distribution, the repositories mirrored, verified upstream keys, and the register rows.</w:t>
       </w:r>
     </w:p>
     <w:p>
@@ -963,7 +963,7 @@
           <w:sz w:val="21"/>
           <w:szCs w:val="21"/>
         </w:rPr>
-        <w:t xml:space="preserve">Choose one distribution family and major release for every Linux server, one with a published DISA STIG and a SCAP benchmark that SCC for Linux supports, so there is one mirror to feed and one benchmark to scan against. Mirror only its operating-system repositories for one architecture: BaseOS and AppStream on the RHEL family, or the release, -updates and -security suites of the main component on Ubuntu. Third-party repositories stay out.</w:t>
+        <w:t xml:space="preserve">Choose one Red Hat Enterprise Linux–family distribution and major release for every Linux server, one with a published DISA STIG and a SCAP benchmark that SCC for Linux supports, so there is one mirror to feed and one benchmark to scan against. Mirror only its operating-system repositories for one architecture: BaseOS and AppStream. Third-party repositories stay out.</w:t>
       </w:r>
     </w:p>
     <w:p>
@@ -1089,7 +1089,7 @@
     <w:p>
       <w:pPr>
         <w:shd w:fill="F1F7FA" w:color="auto" w:val="clear"/>
-        <w:spacing w:after="0" w:before="0" w:line="252" w:lineRule="auto"/>
+        <w:spacing w:after="160" w:before="0" w:line="252" w:lineRule="auto"/>
         <w:ind w:left="160" w:right="160"/>
       </w:pPr>
       <w:r>
@@ -1099,23 +1099,7 @@
           <w:sz w:val="18"/>
           <w:szCs w:val="18"/>
         </w:rPr>
-        <w:t xml:space="preserve">gpg --show-keys --with-fingerprint /etc/pki/rpm-gpg/RPM-GPG-KEY-redhat-release    # RHEL family</w:t>
-      </w:r>
-    </w:p>
-    <w:p>
-      <w:pPr>
-        <w:shd w:fill="F1F7FA" w:color="auto" w:val="clear"/>
-        <w:spacing w:after="160" w:before="0" w:line="252" w:lineRule="auto"/>
-        <w:ind w:left="160" w:right="160"/>
-      </w:pPr>
-      <w:r>
-        <w:rPr>
-          <w:rFonts w:ascii="Consolas" w:cs="Consolas" w:eastAsia="Consolas" w:hAnsi="Consolas"/>
-          <w:color w:val="193448"/>
-          <w:sz w:val="18"/>
-          <w:szCs w:val="18"/>
-        </w:rPr>
-        <w:t xml:space="preserve">gpg --show-keys --with-fingerprint /usr/share/keyrings/ubuntu-archive-keyring.gpg   # Ubuntu</w:t>
+        <w:t xml:space="preserve">gpg --show-keys --with-fingerprint /etc/pki/rpm-gpg/RPM-GPG-KEY-redhat-release   # or the distribution's own key file</w:t>
       </w:r>
     </w:p>
     <w:p>
@@ -1740,7 +1724,7 @@
             <w:szCs w:val="18"/>
             <w:u w:val="single"/>
           </w:rPr>
-          <w:t xml:space="preserve">Red Hat · Product signing keys</w:t>
+          <w:t xml:space="preserve">Red Hat · Managing software with the DNF tool</w:t>
         </w:r>
       </w:hyperlink>
     </w:p>
@@ -1757,7 +1741,7 @@
             <w:szCs w:val="18"/>
             <w:u w:val="single"/>
           </w:rPr>
-          <w:t xml:space="preserve">Debian · apt-secure(8)</w:t>
+          <w:t xml:space="preserve">Red Hat · Product signing keys</w:t>
         </w:r>
       </w:hyperlink>
     </w:p>
@@ -1976,7 +1960,7 @@
           <w:sz w:val="21"/>
           <w:szCs w:val="21"/>
         </w:rPr>
-        <w:t xml:space="preserve">Apply course 1.3's chrony file before the first package update, and turn off the hypervisor's time synchronization for the VM, so the domain controllers are its only clock: /etc/chrony.conf (/etc/chrony/chrony.conf on Ubuntu) names only the two controllers, server SBD-DC01.sbd.test iburst and server SBD-DC02.sbd.test iburst, with maxdistance 16 and no pool, other server, sourcedir or allow line, and reaches both controllers over the time row added in lesson 1. Check that chronyc sources shows one controller selected (^*) and the other usable, inside course 1.3's one-second threshold; the maxdistance line is what admits controllers that serve their own clock, as course 1.3 explains.</w:t>
+        <w:t xml:space="preserve">Apply course 1.3's chrony file before the first package update, and turn off the hypervisor's time synchronization for the VM, so the domain controllers are its only clock: /etc/chrony.conf names only the two controllers, server SBD-DC01.sbd.test iburst and server SBD-DC02.sbd.test iburst, with maxdistance 16 and no pool, other server, sourcedir or allow line, and reaches both controllers over the time row added in lesson 1. Check that chronyc sources shows one controller selected (^*) and the other usable, with a small, steady offset; the maxdistance line is what admits controllers that serve their own clock, as course 1.3 explains.</w:t>
       </w:r>
     </w:p>
     <w:p>
@@ -1995,7 +1979,7 @@
           <w:sz w:val="21"/>
           <w:szCs w:val="21"/>
         </w:rPr>
-        <w:t xml:space="preserve">Create a named local account for each administrator in one admin group with sudo, lock root's password, and copy each administrator's SSH public key from SBD-ADMIN-SRV01. In a drop-in that sorts before the distribution's own (for example /etc/ssh/sshd_config.d/10-sbd.conf, because the first value read wins), set PermitRootLogin no, PasswordAuthentication no and AllowGroups to that group. Over your first SSH session, add the course 1.6 root certificate to the system trust store, because a server outside the domain gets it from no Group Policy: export it from SBD-ADMIN-SRV01's Trusted Root store, check its SHA-256 against the hash course 1.6 recorded, copy it across, and run update-ca-trust (RHEL family) or update-ca-certificates with a PEM .crt copy (Ubuntu), ready for course 1.10's syslog over TLS.</w:t>
+        <w:t xml:space="preserve">Create a named local account for each administrator in one admin group with sudo, lock root's password, and copy each administrator's SSH public key from SBD-ADMIN-SRV01. In a drop-in that sorts before the distribution's own (for example /etc/ssh/sshd_config.d/10-sbd.conf, because the first value read wins), set PermitRootLogin no, PasswordAuthentication no and AllowGroups to that group. Over your first SSH session, add the course 1.6 root certificate to the system trust store, because a server outside the domain gets it from no Group Policy: export it from SBD-ADMIN-SRV01's Trusted Root store, check its SHA-256 against the hash course 1.6 recorded, copy it across, place it in /etc/pki/ca-trust/source/anchors and run update-ca-trust, ready for course 1.10's syslog over TLS.</w:t>
       </w:r>
     </w:p>
     <w:p>
@@ -2014,7 +1998,7 @@
           <w:sz w:val="21"/>
           <w:szCs w:val="21"/>
         </w:rPr>
-        <w:t xml:space="preserve">Install Apache (httpd or apache2) and give it one site: Listen 10.0.70.20:80, DocumentRoot /srv/repo, Options FollowSymLinks with no Indexes, AllowOverride None, only GET and HEAD allowed, everything outside /srv/repo denied, ServerTokens Prod, ServerSignature Off and TraceEnable Off. Remove the welcome page, autoindex and user directories; on SELinux systems, label /srv/repo httpd_sys_content_t with semanage fcontext so restorecon keeps it. The repository files stay owned by root and read-only to the web server.</w:t>
+        <w:t xml:space="preserve">Install Apache (httpd) and give it one site: Listen 10.0.70.20:80, DocumentRoot /srv/repo, Options FollowSymLinks with no Indexes, AllowOverride None, only GET and HEAD allowed, everything outside /srv/repo denied, ServerTokens Prod, ServerSignature Off and TraceEnable Off. Remove the welcome page, autoindex and user directories; with SELinux enforcing, label /srv/repo httpd_sys_content_t with semanage fcontext so restorecon keeps it. The repository files stay owned by root and read-only to the web server.</w:t>
       </w:r>
     </w:p>
     <w:p>
@@ -2033,7 +2017,7 @@
           <w:sz w:val="21"/>
           <w:szCs w:val="21"/>
         </w:rPr>
-        <w:t xml:space="preserve">Make the host firewall the register's copy. With firewalld (ufw on Ubuntu takes the same two rules), create a zone for 10.0.60.20 that allows only ssh and a zone for SBD-SPLUNK01, SBD-NESSUS01 and SBD-WEB01 (10.0.50.10, 10.0.50.20, 10.0.40.40) that allows only http, with no services left in the default zone. Adding those consumers now, before they exist, is safe because F19 already approves them.</w:t>
+        <w:t xml:space="preserve">Make the host firewall the register's copy. With firewalld, create a zone for 10.0.60.20 that allows only ssh and a zone for SBD-SPLUNK01, SBD-NESSUS01 and SBD-WEB01 (10.0.50.10, 10.0.50.20, 10.0.40.40) that allows only http, with no services left in the default zone. Adding those consumers now, before they exist, is safe because F19 already approves them.</w:t>
       </w:r>
     </w:p>
     <w:p>
@@ -2083,7 +2067,7 @@
           <w:sz w:val="18"/>
           <w:szCs w:val="18"/>
         </w:rPr>
-        <w:t xml:space="preserve">grep -E '^(pool|server|sourcedir|allow|maxdistance)' /etc/chrony.conf   # /etc/chrony/chrony.conf on Ubuntu: both controllers and maxdistance 16, nothing else</w:t>
+        <w:t xml:space="preserve">grep -E '^(pool|server|sourcedir|allow|maxdistance)' /etc/chrony.conf   # both controllers and maxdistance 16, nothing else</w:t>
       </w:r>
     </w:p>
     <w:p>
@@ -2099,7 +2083,7 @@
           <w:sz w:val="18"/>
           <w:szCs w:val="18"/>
         </w:rPr>
-        <w:t xml:space="preserve">chronyc sources -v; chronyc tracking   # ^* one controller, ^+ or ^- the other; System time inside one second</w:t>
+        <w:t xml:space="preserve">chronyc sources -v; chronyc tracking   # ^* one controller, ^+ or ^- the other; System time offset small and steady</w:t>
       </w:r>
     </w:p>
     <w:p>
@@ -2227,7 +2211,7 @@
           <w:sz w:val="18"/>
           <w:szCs w:val="18"/>
         </w:rPr>
-        <w:t xml:space="preserve">sudo cp /tmp/sbd-root.cer /etc/pki/ca-trust/source/anchors/ &amp;&amp; sudo update-ca-trust   # RHEL family</w:t>
+        <w:t xml:space="preserve">sudo cp /tmp/sbd-root.cer /etc/pki/ca-trust/source/anchors/ &amp;&amp; sudo update-ca-trust</w:t>
       </w:r>
     </w:p>
     <w:p>
@@ -2243,7 +2227,7 @@
           <w:sz w:val="18"/>
           <w:szCs w:val="18"/>
         </w:rPr>
-        <w:t xml:space="preserve">sudo openssl x509 -inform der -in /tmp/sbd-root.cer -out /usr/local/share/ca-certificates/sbd-root.crt &amp;&amp; sudo update-ca-certificates   # Ubuntu</w:t>
+        <w:t xml:space="preserve">trust list --filter=ca-anchors | grep -i '&lt;root CA name&gt;'   # expected: the SBD root</w:t>
       </w:r>
     </w:p>
     <w:p>
@@ -2275,7 +2259,7 @@
           <w:sz w:val="18"/>
           <w:szCs w:val="18"/>
         </w:rPr>
-        <w:t xml:space="preserve">ss -tlnp            # expected: 22 and 80, plus loopback-only listeners such as systemd-resolved</w:t>
+        <w:t xml:space="preserve">ss -tlnp            # expected: 22 and 80, plus loopback-only listeners, if any</w:t>
       </w:r>
     </w:p>
     <w:p>
@@ -2353,7 +2337,7 @@
           <w:sz w:val="20"/>
           <w:szCs w:val="20"/>
         </w:rPr>
-        <w:t xml:space="preserve">SBD-REPO01 resolves to 10.0.70.20 and, with course 1.3's chrony file and the hypervisor's time synchronization off, syncs from a domain controller within the course 1.3 threshold; sshd refuses root and passwords and admits only the admin group; the system trust store holds the course 1.6 root, its hash matching course 1.6's record; only TCP 22 and 80 listen; the firewall admits SSH from 10.0.60.20 alone and HTTP from the three registered consumers alone; and the web root returns 403 instead of a listing.</w:t>
+        <w:t xml:space="preserve">SBD-REPO01 resolves to 10.0.70.20 and, with course 1.3's chrony file and the hypervisor's time synchronization off, syncs from a domain controller with a small, stable offset; sshd refuses root and passwords and admits only the admin group; the system trust store holds the course 1.6 root, its hash matching course 1.6's record; only TCP 22 and 80 listen; the firewall admits SSH from 10.0.60.20 alone and HTTP from the three registered consumers alone; and the web root returns 403 instead of a listing.</w:t>
       </w:r>
     </w:p>
     <w:p>
@@ -2965,23 +2949,6 @@
             <w:szCs w:val="18"/>
             <w:u w:val="single"/>
           </w:rPr>
-          <w:t xml:space="preserve">Debian · update-ca-certificates(8)</w:t>
-        </w:r>
-      </w:hyperlink>
-    </w:p>
-    <w:p>
-      <w:pPr>
-        <w:spacing w:after="60" w:before="0" w:line="288" w:lineRule="auto"/>
-      </w:pPr>
-      <w:hyperlink w:history="1" r:id="rId11">
-        <w:r>
-          <w:rPr>
-            <w:rFonts w:ascii="Arial" w:cs="Arial" w:eastAsia="Arial" w:hAnsi="Arial"/>
-            <w:color w:val="20647C"/>
-            <w:sz w:val="18"/>
-            <w:szCs w:val="18"/>
-            <w:u w:val="single"/>
-          </w:rPr>
           <w:t xml:space="preserve">Apache HTTP Server 2.4 · Security tips</w:t>
         </w:r>
       </w:hyperlink>
@@ -2990,7 +2957,7 @@
       <w:pPr>
         <w:spacing w:after="60" w:before="0" w:line="288" w:lineRule="auto"/>
       </w:pPr>
-      <w:hyperlink w:history="1" r:id="rId12">
+      <w:hyperlink w:history="1" r:id="rId11">
         <w:r>
           <w:rPr>
             <w:rFonts w:ascii="Arial" w:cs="Arial" w:eastAsia="Arial" w:hAnsi="Arial"/>
@@ -3007,7 +2974,7 @@
       <w:pPr>
         <w:spacing w:after="60" w:before="0" w:line="288" w:lineRule="auto"/>
       </w:pPr>
-      <w:hyperlink w:history="1" r:id="rId13">
+      <w:hyperlink w:history="1" r:id="rId12">
         <w:r>
           <w:rPr>
             <w:rFonts w:ascii="Arial" w:cs="Arial" w:eastAsia="Arial" w:hAnsi="Arial"/>
@@ -3024,7 +2991,7 @@
       <w:pPr>
         <w:spacing w:after="60" w:before="0" w:line="288" w:lineRule="auto"/>
       </w:pPr>
-      <w:hyperlink w:history="1" r:id="rId14">
+      <w:hyperlink w:history="1" r:id="rId13">
         <w:r>
           <w:rPr>
             <w:rFonts w:ascii="Arial" w:cs="Arial" w:eastAsia="Arial" w:hAnsi="Arial"/>
@@ -3041,7 +3008,7 @@
       <w:pPr>
         <w:spacing w:after="60" w:before="0" w:line="288" w:lineRule="auto"/>
       </w:pPr>
-      <w:hyperlink w:history="1" r:id="rId15">
+      <w:hyperlink w:history="1" r:id="rId14">
         <w:r>
           <w:rPr>
             <w:rFonts w:ascii="Arial" w:cs="Arial" w:eastAsia="Arial" w:hAnsi="Arial"/>
@@ -3058,7 +3025,7 @@
       <w:pPr>
         <w:spacing w:after="60" w:before="0" w:line="288" w:lineRule="auto"/>
       </w:pPr>
-      <w:hyperlink w:history="1" r:id="rId16">
+      <w:hyperlink w:history="1" r:id="rId15">
         <w:r>
           <w:rPr>
             <w:rFonts w:ascii="Arial" w:cs="Arial" w:eastAsia="Arial" w:hAnsi="Arial"/>
@@ -3075,7 +3042,7 @@
       <w:pPr>
         <w:spacing w:after="60" w:before="0" w:line="288" w:lineRule="auto"/>
       </w:pPr>
-      <w:hyperlink w:history="1" r:id="rIdq1tcmg4xw-tdochowbmro">
+      <w:hyperlink w:history="1" r:id="rId16">
         <w:r>
           <w:rPr>
             <w:rFonts w:ascii="Arial" w:cs="Arial" w:eastAsia="Arial" w:hAnsi="Arial"/>
@@ -3267,7 +3234,7 @@
           <w:sz w:val="21"/>
           <w:szCs w:val="21"/>
         </w:rPr>
-        <w:t xml:space="preserve">On the approved connected system, mirror into a dated directory. On the RHEL family, from a registered system of the same release, run dnf reposync with --download-metadata, which keeps the vendor's own repository metadata (including groups and modules) so the copy is usable as a repository as it stands, and --gpgcheck, which deletes any package whose signature fails and exits non-zero. On Ubuntu, debmirror fetches the release, -updates and -security suites with --keyring set to the archive keyring and checks each Release file's signature with gpgv.</w:t>
+        <w:t xml:space="preserve">On the approved connected system, mirror into a dated directory. From a registered system of the same release, run dnf reposync with --download-metadata, which keeps the vendor's own repository metadata (including groups and modules) so the copy is usable as a repository as it stands, and --gpgcheck, which deletes any package whose signature fails and exits non-zero.</w:t>
       </w:r>
     </w:p>
     <w:p>
@@ -3305,7 +3272,7 @@
           <w:sz w:val="21"/>
           <w:szCs w:val="21"/>
         </w:rPr>
-        <w:t xml:space="preserve">On SBD-REPO01, copy the set and its manifest into /srv/incoming, outside the web root, and check the set against the manifest. Then verify signatures independently of the connected side: rpm -K on every package, against the keys verified in lesson 1 (rpm --import those key files first if rpm -q gpg-pubkey does not list them), or gpgv on each suite's InRelease file, whose signed hashes apt then checks for every index and package. One failure stops publication and becomes a finding.</w:t>
+        <w:t xml:space="preserve">On SBD-REPO01, copy the set and its manifest into /srv/incoming, outside the web root, and check the set against the manifest. Then verify signatures independently of the connected side: rpm -K on every package, against the keys verified in lesson 1 (rpm --import those key files first if rpm -q gpg-pubkey does not list them). One failure stops publication and becomes a finding.</w:t>
       </w:r>
     </w:p>
     <w:p>
@@ -3324,7 +3291,7 @@
           <w:sz w:val="21"/>
           <w:szCs w:val="21"/>
         </w:rPr>
-        <w:t xml:space="preserve">Publish: move the set to /srv/repo/snapshots/&lt;date&gt; (a rename on the same file system), restore its SELinux labels if they apply, and switch the current link to it with an atomic rename so clients never see a half-copied mix. The previous snapshot stays in place for rollback.</w:t>
+        <w:t xml:space="preserve">Publish: move the set to /srv/repo/snapshots/&lt;date&gt; (a rename on the same file system), restore its SELinux labels, and switch the current link to it with an atomic rename so clients never see a half-copied mix. The previous snapshot stays in place for rollback.</w:t>
       </w:r>
     </w:p>
     <w:p>
@@ -3377,7 +3344,7 @@
           <w:sz w:val="18"/>
           <w:szCs w:val="18"/>
         </w:rPr>
-        <w:t xml:space="preserve"># Connected side, RHEL family: keep vendor metadata, delete anything whose signature fails</w:t>
+        <w:t xml:space="preserve"># Connected side: keep vendor metadata, delete anything whose signature fails</w:t>
       </w:r>
     </w:p>
     <w:p>
@@ -3409,7 +3376,7 @@
           <w:sz w:val="18"/>
           <w:szCs w:val="18"/>
         </w:rPr>
-        <w:t xml:space="preserve"># Connected side, Ubuntu: Release signatures checked with gpgv against the archive keyring</w:t>
+        <w:t xml:space="preserve">cd /srv/stage/2026-10-13 &amp;&amp; find . -type f -print0 | sort -z | xargs -0 sha256sum &gt; ../SHA256SUMS-2026-10-13.txt</w:t>
       </w:r>
     </w:p>
     <w:p>
@@ -3425,7 +3392,7 @@
           <w:sz w:val="18"/>
           <w:szCs w:val="18"/>
         </w:rPr>
-        <w:t xml:space="preserve">debmirror --host=archive.ubuntu.com --root=ubuntu --method=http --dist=&lt;codename&gt;,&lt;codename&gt;-updates,&lt;codename&gt;-security --section=main --arch=amd64 --nosource --i18n --rsync-extra=none --keyring=/usr/share/keyrings/ubuntu-archive-keyring.gpg /srv/stage/2026-10-13/ubuntu</w:t>
+        <w:t xml:space="preserve"># On SBD-REPO01, after the crossing:</w:t>
       </w:r>
     </w:p>
     <w:p>
@@ -3441,7 +3408,7 @@
           <w:sz w:val="18"/>
           <w:szCs w:val="18"/>
         </w:rPr>
-        <w:t xml:space="preserve">cd /srv/stage/2026-10-13 &amp;&amp; find . -type f -print0 | sort -z | xargs -0 sha256sum &gt; ../SHA256SUMS-2026-10-13.txt</w:t>
+        <w:t xml:space="preserve">cd /srv/incoming/2026-10-13 &amp;&amp; sha256sum -c --quiet ../SHA256SUMS-2026-10-13.txt   # expected: no output</w:t>
       </w:r>
     </w:p>
     <w:p>
@@ -3457,7 +3424,7 @@
           <w:sz w:val="18"/>
           <w:szCs w:val="18"/>
         </w:rPr>
-        <w:t xml:space="preserve"># On SBD-REPO01, after the crossing:</w:t>
+        <w:t xml:space="preserve">find . -name '*.rpm' -print0 | xargs -0 rpm -K | grep -v 'digests signatures OK'   # expected: no output</w:t>
       </w:r>
     </w:p>
     <w:p>
@@ -3473,55 +3440,7 @@
           <w:sz w:val="18"/>
           <w:szCs w:val="18"/>
         </w:rPr>
-        <w:t xml:space="preserve">cd /srv/incoming/2026-10-13 &amp;&amp; sha256sum -c --quiet ../SHA256SUMS-2026-10-13.txt   # expected: no output</w:t>
-      </w:r>
-    </w:p>
-    <w:p>
-      <w:pPr>
-        <w:shd w:fill="F1F7FA" w:color="auto" w:val="clear"/>
-        <w:spacing w:after="0" w:before="0" w:line="252" w:lineRule="auto"/>
-        <w:ind w:left="160" w:right="160"/>
-      </w:pPr>
-      <w:r>
-        <w:rPr>
-          <w:rFonts w:ascii="Consolas" w:cs="Consolas" w:eastAsia="Consolas" w:hAnsi="Consolas"/>
-          <w:color w:val="193448"/>
-          <w:sz w:val="18"/>
-          <w:szCs w:val="18"/>
-        </w:rPr>
-        <w:t xml:space="preserve">find . -name '*.rpm' -print0 | xargs -0 rpm -K | grep -v 'digests signatures OK'   # RHEL family, expected: no output</w:t>
-      </w:r>
-    </w:p>
-    <w:p>
-      <w:pPr>
-        <w:shd w:fill="F1F7FA" w:color="auto" w:val="clear"/>
-        <w:spacing w:after="0" w:before="0" w:line="252" w:lineRule="auto"/>
-        <w:ind w:left="160" w:right="160"/>
-      </w:pPr>
-      <w:r>
-        <w:rPr>
-          <w:rFonts w:ascii="Consolas" w:cs="Consolas" w:eastAsia="Consolas" w:hAnsi="Consolas"/>
-          <w:color w:val="193448"/>
-          <w:sz w:val="18"/>
-          <w:szCs w:val="18"/>
-        </w:rPr>
-        <w:t xml:space="preserve">gpgv --keyring /usr/share/keyrings/ubuntu-archive-keyring.gpg ubuntu/dists/&lt;codename&gt;-security/InRelease   # Ubuntu</w:t>
-      </w:r>
-    </w:p>
-    <w:p>
-      <w:pPr>
-        <w:shd w:fill="F1F7FA" w:color="auto" w:val="clear"/>
-        <w:spacing w:after="0" w:before="0" w:line="252" w:lineRule="auto"/>
-        <w:ind w:left="160" w:right="160"/>
-      </w:pPr>
-      <w:r>
-        <w:rPr>
-          <w:rFonts w:ascii="Consolas" w:cs="Consolas" w:eastAsia="Consolas" w:hAnsi="Consolas"/>
-          <w:color w:val="193448"/>
-          <w:sz w:val="18"/>
-          <w:szCs w:val="18"/>
-        </w:rPr>
-        <w:t xml:space="preserve">mv /srv/incoming/2026-10-13 /srv/repo/snapshots/ &amp;&amp; restorecon -R /srv/repo/snapshots/2026-10-13   # restorecon on SELinux systems</w:t>
+        <w:t xml:space="preserve">mv /srv/incoming/2026-10-13 /srv/repo/snapshots/ &amp;&amp; restorecon -R /srv/repo/snapshots/2026-10-13</w:t>
       </w:r>
     </w:p>
     <w:p>
@@ -4214,40 +4133,6 @@
             <w:szCs w:val="18"/>
             <w:u w:val="single"/>
           </w:rPr>
-          <w:t xml:space="preserve">Debian · debmirror(1)</w:t>
-        </w:r>
-      </w:hyperlink>
-    </w:p>
-    <w:p>
-      <w:pPr>
-        <w:spacing w:after="60" w:before="0" w:line="288" w:lineRule="auto"/>
-      </w:pPr>
-      <w:hyperlink w:history="1" r:id="rId20">
-        <w:r>
-          <w:rPr>
-            <w:rFonts w:ascii="Arial" w:cs="Arial" w:eastAsia="Arial" w:hAnsi="Arial"/>
-            <w:color w:val="20647C"/>
-            <w:sz w:val="18"/>
-            <w:szCs w:val="18"/>
-            <w:u w:val="single"/>
-          </w:rPr>
-          <w:t xml:space="preserve">Debian · apt-secure(8)</w:t>
-        </w:r>
-      </w:hyperlink>
-    </w:p>
-    <w:p>
-      <w:pPr>
-        <w:spacing w:after="60" w:before="0" w:line="288" w:lineRule="auto"/>
-      </w:pPr>
-      <w:hyperlink w:history="1" r:id="rIdwqw9y-j85akd6z7y9hk9n">
-        <w:r>
-          <w:rPr>
-            <w:rFonts w:ascii="Arial" w:cs="Arial" w:eastAsia="Arial" w:hAnsi="Arial"/>
-            <w:color w:val="20647C"/>
-            <w:sz w:val="18"/>
-            <w:szCs w:val="18"/>
-            <w:u w:val="single"/>
-          </w:rPr>
           <w:t xml:space="preserve">Microsoft · Get-FileHash</w:t>
         </w:r>
       </w:hyperlink>
@@ -4356,7 +4241,7 @@
           <w:sz w:val="21"/>
           <w:szCs w:val="21"/>
         </w:rPr>
-        <w:t xml:space="preserve">Write the source definition and signature settings for the chosen distribution.</w:t>
+        <w:t xml:space="preserve">Write the dnf source definition and signature settings for the chosen release.</w:t>
       </w:r>
     </w:p>
     <w:p>
@@ -4431,7 +4316,7 @@
           <w:sz w:val="21"/>
           <w:szCs w:val="21"/>
         </w:rPr>
-        <w:t xml:space="preserve">Write one source definition that names SBD-REPO01.sbd.test, so DNS carries it (F01). On the RHEL family, /etc/yum.repos.d/sbd-repo01.repo has one section per repository with baseurl=http://SBD-REPO01.sbd.test/current/&lt;repo-id&gt;/, gpgcheck=1 and gpgkey=file:///etc/pki/rpm-gpg/&lt;vendor key&gt;. On Ubuntu, /etc/apt/sources.list.d/sbd-repo01.sources uses the deb822 fields Types, URIs (http://SBD-REPO01.sbd.test/current/ubuntu), Suites, Components and Signed-By, pointing at the archive keyring.</w:t>
+        <w:t xml:space="preserve">Write one source definition that names SBD-REPO01.sbd.test, so DNS carries it (F01): /etc/yum.repos.d/sbd-repo01.repo has one section per repository with baseurl=http://SBD-REPO01.sbd.test/current/&lt;repo-id&gt;/, gpgcheck=1 and gpgkey=file:///etc/pki/rpm-gpg/&lt;vendor key&gt;.</w:t>
       </w:r>
     </w:p>
     <w:p>
@@ -4450,7 +4335,7 @@
           <w:sz w:val="21"/>
           <w:szCs w:val="21"/>
         </w:rPr>
-        <w:t xml:space="preserve">Trust only the keys verified in lesson 1, installed from local files and never fetched from the repository at install time: whoever could change the repository could then change the key too. List the trusted keys (rpm -q gpg-pubkey, or the keyrings named by Signed-By) and remove any key nothing needs.</w:t>
+        <w:t xml:space="preserve">Trust only the keys verified in lesson 1, installed from local files and never fetched from the repository at install time: whoever could change the repository could then change the key too. List the trusted keys (rpm -q gpg-pubkey) and remove any key nothing needs with rpm -e.</w:t>
       </w:r>
     </w:p>
     <w:p>
@@ -4469,7 +4354,7 @@
           <w:sz w:val="21"/>
           <w:szCs w:val="21"/>
         </w:rPr>
-        <w:t xml:space="preserve">Remove or disable every other source: on the RHEL family set enabled=0 in every other .repo file and where subscription-manager is installed, stop it managing repositories (subscription-manager config --rhsm.manage_repos=0); on Ubuntu move the default ubuntu.sources and any cdrom entry out of /etc/apt. If a suite's Release file carries a Valid-Until date, an older snapshot will be refused as expired; set Check-Valid-Until: no for that source only and record why.</w:t>
+        <w:t xml:space="preserve">Remove or disable every other source: set enabled=0 in every other .repo file, including any install-media entry, and where subscription-manager is installed, stop it managing repositories (subscription-manager config --rhsm.manage_repos=0), so it cannot write its own definitions back.</w:t>
       </w:r>
     </w:p>
     <w:p>
@@ -4541,7 +4426,7 @@
           <w:sz w:val="18"/>
           <w:szCs w:val="18"/>
         </w:rPr>
-        <w:t xml:space="preserve"># RHEL family</w:t>
+        <w:t xml:space="preserve">dnf repolist --all                 # expected: only the sbd-repo01 repositories enabled</w:t>
       </w:r>
     </w:p>
     <w:p>
@@ -4557,7 +4442,7 @@
           <w:sz w:val="18"/>
           <w:szCs w:val="18"/>
         </w:rPr>
-        <w:t xml:space="preserve">dnf repolist --all                 # expected: only the sbd-repo01 repositories enabled</w:t>
+        <w:t xml:space="preserve">rpm -q gpg-pubkey --qf '%{NAME}-%{VERSION}-%{RELEASE}\t%{SUMMARY}\n'</w:t>
       </w:r>
     </w:p>
     <w:p>
@@ -4573,7 +4458,7 @@
           <w:sz w:val="18"/>
           <w:szCs w:val="18"/>
         </w:rPr>
-        <w:t xml:space="preserve">rpm -q gpg-pubkey --qf '%{NAME}-%{VERSION}-%{RELEASE}\t%{SUMMARY}\n'</w:t>
+        <w:t xml:space="preserve">dnf makecache &amp;&amp; dnf info rsyslog-gnutls | grep -Ei '^(repository|from repo)'   # expected: from the sbd-repo01 repositories</w:t>
       </w:r>
     </w:p>
     <w:p>
@@ -4589,87 +4474,7 @@
           <w:sz w:val="18"/>
           <w:szCs w:val="18"/>
         </w:rPr>
-        <w:t xml:space="preserve">dnf makecache &amp;&amp; dnf info rsyslog-gnutls | grep -Ei '^(repository|from repo)'</w:t>
-      </w:r>
-    </w:p>
-    <w:p>
-      <w:pPr>
-        <w:shd w:fill="F1F7FA" w:color="auto" w:val="clear"/>
-        <w:spacing w:after="0" w:before="0" w:line="252" w:lineRule="auto"/>
-        <w:ind w:left="160" w:right="160"/>
-      </w:pPr>
-      <w:r>
-        <w:rPr>
-          <w:rFonts w:ascii="Consolas" w:cs="Consolas" w:eastAsia="Consolas" w:hAnsi="Consolas"/>
-          <w:color w:val="193448"/>
-          <w:sz w:val="18"/>
-          <w:szCs w:val="18"/>
-        </w:rPr>
-        <w:t xml:space="preserve"># Ubuntu</w:t>
-      </w:r>
-    </w:p>
-    <w:p>
-      <w:pPr>
-        <w:shd w:fill="F1F7FA" w:color="auto" w:val="clear"/>
-        <w:spacing w:after="0" w:before="0" w:line="252" w:lineRule="auto"/>
-        <w:ind w:left="160" w:right="160"/>
-      </w:pPr>
-      <w:r>
-        <w:rPr>
-          <w:rFonts w:ascii="Consolas" w:cs="Consolas" w:eastAsia="Consolas" w:hAnsi="Consolas"/>
-          <w:color w:val="193448"/>
-          <w:sz w:val="18"/>
-          <w:szCs w:val="18"/>
-        </w:rPr>
-        <w:t xml:space="preserve">apt-get update                     # expected: no errors or warnings</w:t>
-      </w:r>
-    </w:p>
-    <w:p>
-      <w:pPr>
-        <w:shd w:fill="F1F7FA" w:color="auto" w:val="clear"/>
-        <w:spacing w:after="0" w:before="0" w:line="252" w:lineRule="auto"/>
-        <w:ind w:left="160" w:right="160"/>
-      </w:pPr>
-      <w:r>
-        <w:rPr>
-          <w:rFonts w:ascii="Consolas" w:cs="Consolas" w:eastAsia="Consolas" w:hAnsi="Consolas"/>
-          <w:color w:val="193448"/>
-          <w:sz w:val="18"/>
-          <w:szCs w:val="18"/>
-        </w:rPr>
-        <w:t xml:space="preserve">apt-cache policy | grep -E 'http'   # expected: only SBD-REPO01.sbd.test</w:t>
-      </w:r>
-    </w:p>
-    <w:p>
-      <w:pPr>
-        <w:shd w:fill="F1F7FA" w:color="auto" w:val="clear"/>
-        <w:spacing w:after="0" w:before="0" w:line="252" w:lineRule="auto"/>
-        <w:ind w:left="160" w:right="160"/>
-      </w:pPr>
-      <w:r>
-        <w:rPr>
-          <w:rFonts w:ascii="Consolas" w:cs="Consolas" w:eastAsia="Consolas" w:hAnsi="Consolas"/>
-          <w:color w:val="193448"/>
-          <w:sz w:val="18"/>
-          <w:szCs w:val="18"/>
-        </w:rPr>
-        <w:t xml:space="preserve">apt-cache policy rsyslog-gnutls</w:t>
-      </w:r>
-    </w:p>
-    <w:p>
-      <w:pPr>
-        <w:shd w:fill="F1F7FA" w:color="auto" w:val="clear"/>
-        <w:spacing w:after="0" w:before="0" w:line="252" w:lineRule="auto"/>
-        <w:ind w:left="160" w:right="160"/>
-      </w:pPr>
-      <w:r>
-        <w:rPr>
-          <w:rFonts w:ascii="Consolas" w:cs="Consolas" w:eastAsia="Consolas" w:hAnsi="Consolas"/>
-          <w:color w:val="193448"/>
-          <w:sz w:val="18"/>
-          <w:szCs w:val="18"/>
-        </w:rPr>
-        <w:t xml:space="preserve"># Both: hash the client package for the later courses</w:t>
+        <w:t xml:space="preserve"># Hash the client package for the later courses</w:t>
       </w:r>
     </w:p>
     <w:p>
@@ -5327,7 +5132,7 @@
             <w:szCs w:val="18"/>
             <w:u w:val="single"/>
           </w:rPr>
-          <w:t xml:space="preserve">Debian · apt-secure(8)</w:t>
+          <w:t xml:space="preserve">Red Hat · Product signing keys</w:t>
         </w:r>
       </w:hyperlink>
     </w:p>
@@ -5336,23 +5141,6 @@
         <w:spacing w:after="60" w:before="0" w:line="288" w:lineRule="auto"/>
       </w:pPr>
       <w:hyperlink w:history="1" r:id="rId24">
-        <w:r>
-          <w:rPr>
-            <w:rFonts w:ascii="Arial" w:cs="Arial" w:eastAsia="Arial" w:hAnsi="Arial"/>
-            <w:color w:val="20647C"/>
-            <w:sz w:val="18"/>
-            <w:szCs w:val="18"/>
-            <w:u w:val="single"/>
-          </w:rPr>
-          <w:t xml:space="preserve">Debian · sources.list(5)</w:t>
-        </w:r>
-      </w:hyperlink>
-    </w:p>
-    <w:p>
-      <w:pPr>
-        <w:spacing w:after="60" w:before="0" w:line="288" w:lineRule="auto"/>
-      </w:pPr>
-      <w:hyperlink w:history="1" r:id="rIdv5xse_kebruuwxcrruv44">
         <w:r>
           <w:rPr>
             <w:rFonts w:ascii="Arial" w:cs="Arial" w:eastAsia="Arial" w:hAnsi="Arial"/>
@@ -5563,7 +5351,7 @@
           <w:sz w:val="21"/>
           <w:szCs w:val="21"/>
         </w:rPr>
-        <w:t xml:space="preserve">Rehearse change control with the next snapshot: publish it as in lesson 3, refresh SBD-REPO01's own client and confirm it sees the new content, then switch current back to the previous snapshot and confirm the client follows. Rolling back stops a bad snapshot from spreading, but it does not uninstall anything; a server that already updated needs dnf history undo, or an apt install of the earlier version. Record both switches in the catalog.</w:t>
+        <w:t xml:space="preserve">Rehearse change control with the next snapshot: publish it as in lesson 3, refresh SBD-REPO01's own client and confirm it sees the new content, then switch current back to the previous snapshot and confirm the client follows. Rolling back stops a bad snapshot from spreading, but it does not uninstall anything; a server that already updated needs dnf history undo or dnf downgrade there. Record both switches in the catalog.</w:t>
       </w:r>
     </w:p>
     <w:p>

--- a/public/training/linux-repository/SecureByDesign-linux-repository-Workbook.docx
+++ b/public/training/linux-repository/SecureByDesign-linux-repository-Workbook.docx
@@ -1001,7 +1001,7 @@
           <w:sz w:val="21"/>
           <w:szCs w:val="21"/>
         </w:rPr>
-        <w:t xml:space="preserve">Place it as Inside the Network does: SBD-REPO01 at 10.0.70.20 on VLAN 70, not domain-joined, administered over SSH 22 from SBD-ADMIN-SRV01 only (rule A02, Tier 1). Confirm the register rows: the Linux servers to REPO01 on HTTP 80 (F19), REPO01 to both domain controllers for DNS (F01), and REPO01's syslog over TLS to the collector (F07, enabled when course 1.10 builds it). Rule F09 lists only domain members for time, so add SBD-REPO01's own time row, to both controllers on UDP 123, with an owner and a reason, as course 1.3 planned.</w:t>
+        <w:t xml:space="preserve">Place it as the System Hub does: SBD-REPO01 at 10.0.70.20 on VLAN 70, not domain-joined, administered over SSH 22 from SBD-ADMIN-SRV01 only (rule A02, Tier 1). Confirm the register rows: the Linux servers to REPO01 on HTTP 80 (F19), REPO01 to both domain controllers for DNS (F01), and REPO01's syslog over TLS to the collector (F07, enabled when course 1.10 builds it). Rule F09 lists only domain members for time, so add SBD-REPO01's own time row, to both controllers on UDP 123, with an owner and a reason, as course 1.3 planned.</w:t>
       </w:r>
     </w:p>
     <w:p>

--- a/public/training/linux-repository/SecureByDesign-linux-repository-Workbook.docx
+++ b/public/training/linux-repository/SecureByDesign-linux-repository-Workbook.docx
@@ -90,7 +90,7 @@
           <w:sz w:val="16"/>
           <w:szCs w:val="16"/>
         </w:rPr>
-        <w:t xml:space="preserve">COURSE 1.9    /    COMPANION WORKBOOK</w:t>
+        <w:t xml:space="preserve">COURSE 1.2    /    COMPANION WORKBOOK</w:t>
       </w:r>
     </w:p>
     <w:p>
@@ -150,7 +150,7 @@
           <w:sz w:val="16"/>
           <w:szCs w:val="16"/>
         </w:rPr>
-        <w:t xml:space="preserve">MATERIALS EDITION 1.0    /    COURSE 1.9</w:t>
+        <w:t xml:space="preserve">MATERIALS EDITION 1.0    /    COURSE 1.2</w:t>
       </w:r>
     </w:p>
     <w:p>
@@ -395,7 +395,7 @@
           <w:sz w:val="16"/>
           <w:szCs w:val="16"/>
         </w:rPr>
-        <w:t xml:space="preserve">COURSE 1.9 / PREREQUISITES</w:t>
+        <w:t xml:space="preserve">COURSE 1.2 / PREREQUISITES</w:t>
       </w:r>
     </w:p>
     <w:p>
@@ -428,7 +428,7 @@
           <w:sz w:val="21"/>
           <w:szCs w:val="21"/>
         </w:rPr>
-        <w:t xml:space="preserve">SBD-REPO01 is the Linux side's one road for operating-system packages, built before any Linux server exists so that SBD-SPLUNK01 (course 1.12) patches from it from its first day. It also stages the Linux assessment set, SCC for Linux and the distribution's STIG benchmark, that every Linux server is scanned with. Every Linux server in the lab runs a Red Hat Enterprise Linux–family distribution, so the commands use dnf, rpm, firewalld and update-ca-trust; choose one release for every Linux server and follow it throughout.</w:t>
+        <w:t xml:space="preserve">SBD-REPO01 is the Linux side's one road for operating-system packages, built before any Linux server exists so that SBD-SPLUNK01 (course 1.5) patches from it from its first day. It also stages the Linux assessment set, SCC for Linux and the distribution's STIG benchmark, that every Linux server is scanned with. Every Linux server in the lab runs a Red Hat Enterprise Linux–family distribution, so the commands use dnf, rpm, firewalld and update-ca-trust; choose one release for every Linux server and follow it throughout.</w:t>
       </w:r>
     </w:p>
     <w:p>
@@ -465,7 +465,7 @@
           <w:sz w:val="21"/>
           <w:szCs w:val="21"/>
         </w:rPr>
-        <w:t xml:space="preserve">Complete courses 1.1–1.8: the domain with DNS and course 1.3's time design with its chrony file, the course 1.4 media procedure and DISA tooling, course 1.6's root certificate and the hash it recorded, and the tiered administration plane, with SBD-ADMIN-SRV01 as the Tier 1 seat.</w:t>
+        <w:t xml:space="preserve">Complete course 1.1: the domain with DNS and course 1.1's time design with its chrony file, the course 1.1 media procedure and DISA tooling, course 1.1's root certificate and the hash it recorded, and the tiered administration plane, with SBD-ADMIN-SRV01 as the Tier 1 seat.</w:t>
       </w:r>
     </w:p>
     <w:p>
@@ -944,7 +944,7 @@
           <w:sz w:val="21"/>
           <w:szCs w:val="21"/>
         </w:rPr>
-        <w:t xml:space="preserve">Write the repository's job: the only source of operating-system packages for the domain-joined Linux servers (SBD-SPLUNK01 in course 1.12, SBD-WEB01 in course 1.18, and SBD-NESSUS01 when course 1.17, coming soon, arrives) and for SBD-REPO01 itself. Application software, such as Splunk in course 1.12 and SCC for Linux in lesson 5, still arrives as hashed vendor media; anything else is a documented exception, never a second source.</w:t>
+        <w:t xml:space="preserve">Write the repository's job: the only source of operating-system packages for the domain-joined Linux servers (SBD-SPLUNK01 in course 1.5, SBD-WEB01 in course 1.11, and SBD-NESSUS01 when course 1.10, coming soon, arrives) and for SBD-REPO01 itself. Application software, such as Splunk in course 1.5 and SCC for Linux in lesson 5, still arrives as hashed vendor media; anything else is a documented exception, never a second source.</w:t>
       </w:r>
     </w:p>
     <w:p>
@@ -1001,7 +1001,7 @@
           <w:sz w:val="21"/>
           <w:szCs w:val="21"/>
         </w:rPr>
-        <w:t xml:space="preserve">Place it as the System Hub does: SBD-REPO01 at 10.0.70.20 on VLAN 70, not domain-joined, administered over SSH 22 from SBD-ADMIN-SRV01 only (rule A02, Tier 1). Confirm the register rows: the Linux servers to REPO01 on HTTP 80 (F19), REPO01 to both domain controllers for DNS (F01), and REPO01's syslog over TLS to the collector (F07, enabled when course 1.10 builds it). Rule F09 lists only domain members for time, so add SBD-REPO01's own time row, to both controllers on UDP 123, with an owner and a reason, as course 1.3 planned.</w:t>
+        <w:t xml:space="preserve">Place it as the System Hub does: SBD-REPO01 at 10.0.70.20 on VLAN 70, not domain-joined, administered over SSH 22 from SBD-ADMIN-SRV01 only (rule A02, Tier 1). Confirm the register rows: the Linux servers to REPO01 on HTTP 80 (F19), REPO01 to both domain controllers for DNS (F01), and REPO01's syslog over TLS to the collector (F07, enabled when course 1.3 builds it). Rule F09 lists only domain members for time, so add SBD-REPO01's own time row, to both controllers on UDP 123, with an owner and a reason, as course 1.1 planned.</w:t>
       </w:r>
     </w:p>
     <w:p>
@@ -1866,7 +1866,7 @@
           <w:sz w:val="21"/>
           <w:szCs w:val="21"/>
         </w:rPr>
-        <w:t xml:space="preserve">Install the server with its static address and DNS record, course 1.3's chrony file, and the course 1.6 root in its trust store.</w:t>
+        <w:t xml:space="preserve">Install the server with its static address and DNS record, course 1.1's chrony file, and the course 1.1 root in its trust store.</w:t>
       </w:r>
     </w:p>
     <w:p>
@@ -1960,7 +1960,7 @@
           <w:sz w:val="21"/>
           <w:szCs w:val="21"/>
         </w:rPr>
-        <w:t xml:space="preserve">Apply course 1.3's chrony file before the first package update, and turn off the hypervisor's time synchronization for the VM, so the domain controllers are its only clock: /etc/chrony.conf names only the two controllers, server SBD-DC01.sbd.test iburst and server SBD-DC02.sbd.test iburst, with maxdistance 16 and no pool, other server, sourcedir or allow line, and reaches both controllers over the time row added in lesson 1. Check that chronyc sources shows one controller selected (^*) and the other usable, with a small, steady offset; the maxdistance line is what admits controllers that serve their own clock, as course 1.3 explains.</w:t>
+        <w:t xml:space="preserve">Apply course 1.1's chrony file before the first package update, and turn off the hypervisor's time synchronization for the VM, so the domain controllers are its only clock: /etc/chrony.conf names only the two controllers, server SBD-DC01.sbd.test iburst and server SBD-DC02.sbd.test iburst, with maxdistance 16 and no pool, other server, sourcedir or allow line, and reaches both controllers over the time row added in lesson 1. Check that chronyc sources shows one controller selected (^*) and the other usable, with a small, steady offset; the maxdistance line is what admits controllers that serve their own clock, as course 1.1 explains.</w:t>
       </w:r>
     </w:p>
     <w:p>
@@ -1979,7 +1979,7 @@
           <w:sz w:val="21"/>
           <w:szCs w:val="21"/>
         </w:rPr>
-        <w:t xml:space="preserve">Create a named local account for each administrator in one admin group with sudo, lock root's password, and copy each administrator's SSH public key from SBD-ADMIN-SRV01. In a drop-in that sorts before the distribution's own (for example /etc/ssh/sshd_config.d/10-sbd.conf, because the first value read wins), set PermitRootLogin no, PasswordAuthentication no and AllowGroups to that group. Over your first SSH session, add the course 1.6 root certificate to the system trust store, because a server outside the domain gets it from no Group Policy: export it from SBD-ADMIN-SRV01's Trusted Root store, check its SHA-256 against the hash course 1.6 recorded, copy it across, place it in /etc/pki/ca-trust/source/anchors and run update-ca-trust, ready for course 1.10's syslog over TLS.</w:t>
+        <w:t xml:space="preserve">Create a named local account for each administrator in one admin group with sudo, lock root's password, and copy each administrator's SSH public key from SBD-ADMIN-SRV01. In a drop-in that sorts before the distribution's own (for example /etc/ssh/sshd_config.d/10-sbd.conf, because the first value read wins), set PermitRootLogin no, PasswordAuthentication no and AllowGroups to that group. Over your first SSH session, add the course 1.1 root certificate to the system trust store, because a server outside the domain gets it from no Group Policy: export it from SBD-ADMIN-SRV01's Trusted Root store, check its SHA-256 against the hash course 1.1 recorded, copy it across, place it in /etc/pki/ca-trust/source/anchors and run update-ca-trust, ready for course 1.3's syslog over TLS.</w:t>
       </w:r>
     </w:p>
     <w:p>
@@ -2115,7 +2115,7 @@
           <w:sz w:val="18"/>
           <w:szCs w:val="18"/>
         </w:rPr>
-        <w:t xml:space="preserve"># On SBD-ADMIN-SRV01: export the course 1.6 root and compare its hash with course 1.6's record, then copy it over</w:t>
+        <w:t xml:space="preserve"># On SBD-ADMIN-SRV01: export the course 1.1 root and compare its hash with course 1.1's record, then copy it over</w:t>
       </w:r>
     </w:p>
     <w:p>
@@ -2337,7 +2337,7 @@
           <w:sz w:val="20"/>
           <w:szCs w:val="20"/>
         </w:rPr>
-        <w:t xml:space="preserve">SBD-REPO01 resolves to 10.0.70.20 and, with course 1.3's chrony file and the hypervisor's time synchronization off, syncs from a domain controller with a small, stable offset; sshd refuses root and passwords and admits only the admin group; the system trust store holds the course 1.6 root, its hash matching course 1.6's record; only TCP 22 and 80 listen; the firewall admits SSH from 10.0.60.20 alone and HTTP from the three registered consumers alone; and the web root returns 403 instead of a listing.</w:t>
+        <w:t xml:space="preserve">SBD-REPO01 resolves to 10.0.70.20 and, with course 1.1's chrony file and the hypervisor's time synchronization off, syncs from a domain controller with a small, stable offset; sshd refuses root and passwords and admits only the admin group; the system trust store holds the course 1.1 root, its hash matching course 1.1's record; only TCP 22 and 80 listen; the firewall admits SSH from 10.0.60.20 alone and HTTP from the three registered consumers alone; and the web root returns 403 instead of a listing.</w:t>
       </w:r>
     </w:p>
     <w:p>
@@ -2369,7 +2369,7 @@
           <w:sz w:val="21"/>
           <w:szCs w:val="21"/>
         </w:rPr>
-        <w:t xml:space="preserve">Evidence to keep: Keep the install media hash, the chrony file with its sources and tracking output, the root certificate's hash compared with course 1.6's record, the effective sshd settings, the Apache site and listener output, the firewall zones, and the administrator account list (names only, no keys or passwords).</w:t>
+        <w:t xml:space="preserve">Evidence to keep: Keep the install media hash, the chrony file with its sources and tracking output, the root certificate's hash compared with course 1.1's record, the effective sshd settings, the Apache site and listener output, the firewall zones, and the administrator account list (names only, no keys or passwords).</w:t>
       </w:r>
     </w:p>
     <w:tbl>
@@ -2916,7 +2916,7 @@
           <w:sz w:val="20"/>
           <w:szCs w:val="20"/>
         </w:rPr>
-        <w:t xml:space="preserve">A minimal install: static address, DNS record, and time from both controllers through course 1.3's chrony file.  Named accounts, keys only, SSH from one seat, and the SBD root trusted.  One web site, one directory, and a firewall that matches the register.</w:t>
+        <w:t xml:space="preserve">A minimal install: static address, DNS record, and time from both controllers through course 1.1's chrony file.  Named accounts, keys only, SSH from one seat, and the SBD root trusted.  One web site, one directory, and a firewall that matches the register.</w:t>
       </w:r>
     </w:p>
     <w:p>
@@ -3253,7 +3253,7 @@
           <w:sz w:val="21"/>
           <w:szCs w:val="21"/>
         </w:rPr>
-        <w:t xml:space="preserve">If you trim the set instead of mirroring it whole, the vendor metadata no longer matches the files: rebuild it with createrepo_c (and add module metadata back with modifyrepo_c) and rely on gpgcheck on every client, because your rebuilt metadata carries no vendor signature. Then write a SHA-256 manifest of every file, hash the manifest itself, and carry both across under the course 1.4 media procedure.</w:t>
+        <w:t xml:space="preserve">If you trim the set instead of mirroring it whole, the vendor metadata no longer matches the files: rebuild it with createrepo_c (and add module metadata back with modifyrepo_c) and rely on gpgcheck on every client, because your rebuilt metadata carries no vendor signature. Then write a SHA-256 manifest of every file, hash the manifest itself, and carry both across under the course 1.1 media procedure.</w:t>
       </w:r>
     </w:p>
     <w:p>
@@ -4204,7 +4204,7 @@
           <w:sz w:val="20"/>
           <w:szCs w:val="20"/>
         </w:rPr>
-        <w:t xml:space="preserve">Write the one client configuration every Linux server will use: a single source definition pointing at SBD-REPO01, the verified signing keys, and no other source. No consumer exists yet, so prove it on SBD-REPO01's own package manager and hand the files to courses 1.12 and 1.18.</w:t>
+        <w:t xml:space="preserve">Write the one client configuration every Linux server will use: a single source definition pointing at SBD-REPO01, the verified signing keys, and no other source. No consumer exists yet, so prove it on SBD-REPO01's own package manager and hand the files to courses 1.5 and 1.11.</w:t>
       </w:r>
     </w:p>
     <w:p>
@@ -4373,7 +4373,7 @@
           <w:sz w:val="21"/>
           <w:szCs w:val="21"/>
         </w:rPr>
-        <w:t xml:space="preserve">Prove it on SBD-REPO01 itself, which follows the same rule: apply the files, refresh the metadata with no errors or warnings, and confirm that a package you will need in course 1.10, rsyslog-gnutls, resolves from the SBD-REPO01 source. A Failed to fetch line or a missing package is a gap in the mirror to fix before any server depends on it.</w:t>
+        <w:t xml:space="preserve">Prove it on SBD-REPO01 itself, which follows the same rule: apply the files, refresh the metadata with no errors or warnings, and confirm that a package you will need in course 1.3, rsyslog-gnutls, resolves from the SBD-REPO01 source. A Failed to fetch line or a missing package is a gap in the mirror to fix before any server depends on it.</w:t>
       </w:r>
     </w:p>
     <w:p>
@@ -4392,7 +4392,7 @@
           <w:sz w:val="21"/>
           <w:szCs w:val="21"/>
         </w:rPr>
-        <w:t xml:space="preserve">Package the source file, the key files and a short apply-and-verify sheet in /srv/repo-records/client, hash them, and file them as the configuration every Linux server applies, courses 1.12 and 1.18 when they build SBD-SPLUNK01 and SBD-WEB01: after course 1.3's chrony file and before the server's first package update.</w:t>
+        <w:t xml:space="preserve">Package the source file, the key files and a short apply-and-verify sheet in /srv/repo-records/client, hash them, and file them as the configuration every Linux server applies, courses 1.5 and 1.11 when they build SBD-SPLUNK01 and SBD-WEB01: after course 1.1's chrony file and before the server's first package update.</w:t>
       </w:r>
     </w:p>
     <w:p>
@@ -5099,7 +5099,7 @@
           <w:sz w:val="20"/>
           <w:szCs w:val="20"/>
         </w:rPr>
-        <w:t xml:space="preserve">One source definition, by name, with signature checks on.  Only verified keys are trusted, and no other source remains.  Proven on SBD-REPO01, packaged for courses 1.12 and 1.18.</w:t>
+        <w:t xml:space="preserve">One source definition, by name, with signature checks on.  Only verified keys are trusted, and no other source remains.  Proven on SBD-REPO01, packaged for courses 1.5 and 1.11.</w:t>
       </w:r>
     </w:p>
     <w:p>
@@ -5295,7 +5295,7 @@
           <w:sz w:val="21"/>
           <w:szCs w:val="21"/>
         </w:rPr>
-        <w:t xml:space="preserve">Stage SCC for Linux and the STIG benchmark for every Linux server, baseline SBD-REPO01 with them, and hand off to course 1.10.</w:t>
+        <w:t xml:space="preserve">Stage SCC for Linux and the STIG benchmark for every Linux server, baseline SBD-REPO01 with them, and hand off to course 1.3.</w:t>
       </w:r>
     </w:p>
     <w:p>
@@ -5332,7 +5332,7 @@
           <w:sz w:val="21"/>
           <w:szCs w:val="21"/>
         </w:rPr>
-        <w:t xml:space="preserve">Write the cadence: a new snapshot crosses on a fixed schedule (monthly is a common sample value), plus an expedited crossing when the vendor publishes a critical security fix. Keep the current and previous snapshots, retire older ones in the catalog, and name who approves each crossing. Course 1.14 later carries Windows updates on the same monthly run.</w:t>
+        <w:t xml:space="preserve">Write the cadence: a new snapshot crosses on a fixed schedule (monthly is a common sample value), plus an expedited crossing when the vendor publishes a critical security fix. Keep the current and previous snapshots, retire older ones in the catalog, and name who approves each crossing. Course 1.7 later carries Windows updates on the same monthly run.</w:t>
       </w:r>
     </w:p>
     <w:p>
@@ -5370,7 +5370,7 @@
           <w:sz w:val="21"/>
           <w:szCs w:val="21"/>
         </w:rPr>
-        <w:t xml:space="preserve">Stage the Linux assessment set once, for every Linux server: SCC for Linux for your distribution and architecture, the DISA STIG SCAP benchmark for the distribution, and, for the manual items, the distribution's STIG and the Apache Server 2.4 UNIX STIGs. Check SCC against DISA's published checksum on the connected side, hash every file into connected-side-hashes.csv, carry the set under the course 1.4 media procedure, and check it again into C:\Staging\DISA\linux on SBD-ADMIN-SRV01: the Tier 1 copy that courses 1.12 and 1.18 scan their Linux servers with.</w:t>
+        <w:t xml:space="preserve">Stage the Linux assessment set once, for every Linux server: SCC for Linux for your distribution and architecture, the DISA STIG SCAP benchmark for the distribution, and, for the manual items, the distribution's STIG and the Apache Server 2.4 UNIX STIGs. Check SCC against DISA's published checksum on the connected side, hash every file into connected-side-hashes.csv, carry the set under the course 1.1 media procedure, and check it again into C:\Staging\DISA\linux on SBD-ADMIN-SRV01: the Tier 1 copy that courses 1.5 and 1.11 scan their Linux servers with.</w:t>
       </w:r>
     </w:p>
     <w:p>
@@ -5389,7 +5389,7 @@
           <w:sz w:val="21"/>
           <w:szCs w:val="21"/>
         </w:rPr>
-        <w:t xml:space="preserve">Scan every Linux server the same way, starting with SBD-REPO01: copy SCC and the benchmark over your Tier 1 SSH session, check their hashes there, install SCC as its readme directs, and run it as root with the benchmark and the profile course 1.4 recorded. Copy the session back to C:\Evidence\linux-repository\baseline\SBD-REPO01, answer the manual items, Apache's included, in a STIG Viewer checklist for SBD-REPO01 on SBD-ADMIN-SRV01, and classify every open item as in course 1.4: fix now, deviation candidate or POA&amp;M candidate. Plain HTTP on F19 is a deviation candidate, justified by signed content.</w:t>
+        <w:t xml:space="preserve">Scan every Linux server the same way, starting with SBD-REPO01: copy SCC and the benchmark over your Tier 1 SSH session, check their hashes there, install SCC as its readme directs, and run it as root with the benchmark and the profile course 1.1 recorded. Copy the session back to C:\Evidence\linux-repository\baseline\SBD-REPO01, answer the manual items, Apache's included, in a STIG Viewer checklist for SBD-REPO01 on SBD-ADMIN-SRV01, and classify every open item as in course 1.1: fix now, deviation candidate or POA&amp;M candidate. Plain HTTP on F19 is a deviation candidate, justified by signed content.</w:t>
       </w:r>
     </w:p>
     <w:p>
@@ -5408,7 +5408,7 @@
           <w:sz w:val="21"/>
           <w:szCs w:val="21"/>
         </w:rPr>
-        <w:t xml:space="preserve">File the assessable record in C:\Evidence\linux-repository with hashes: the design, the snapshot catalog, the client package, the baseline results and checklist, and the administration record of who changed what. Write the handoff to course 1.10: SBD-REPO01 is running, rsyslog-gnutls is in its snapshot, the SBD root is in its trust store, and its syslog over TLS (F07) is waiting for the collector.</w:t>
+        <w:t xml:space="preserve">File the assessable record in C:\Evidence\linux-repository with hashes: the design, the snapshot catalog, the client package, the baseline results and checklist, and the administration record of who changed what. Write the handoff to course 1.3: SBD-REPO01 is running, rsyslog-gnutls is in its snapshot, the SBD root is in its trust store, and its syslog over TLS (F07) is waiting for the collector.</w:t>
       </w:r>
     </w:p>
     <w:p>
@@ -5728,7 +5728,7 @@
           <w:sz w:val="21"/>
           <w:szCs w:val="21"/>
         </w:rPr>
-        <w:t xml:space="preserve">Evidence to keep: Keep the cadence, the catalog showing promotion and rollback, the Linux assessment set's hash check, the SCC results and STIG Viewer checklist, the classified findings, the administration record, the hash list, and the handoff note to course 1.10.</w:t>
+        <w:t xml:space="preserve">Evidence to keep: Keep the cadence, the catalog showing promotion and rollback, the Linux assessment set's hash check, the SCC results and STIG Viewer checklist, the classified findings, the administration record, the hash list, and the handoff note to course 1.3.</w:t>
       </w:r>
     </w:p>
     <w:tbl>
@@ -6275,7 +6275,7 @@
           <w:sz w:val="20"/>
           <w:szCs w:val="20"/>
         </w:rPr>
-        <w:t xml:space="preserve">Snapshots cross on a written cadence, with an expedited path for critical fixes.  Promotion and rollback are rehearsed, and rollback's limits are known.  SCC for Linux is staged for every Linux server, SBD-REPO01 has its first baseline, and course 1.10 inherits a running source.</w:t>
+        <w:t xml:space="preserve">Snapshots cross on a written cadence, with an expedited path for critical fixes.  Promotion and rollback are rehearsed, and rollback's limits are known.  SCC for Linux is staged for every Linux server, SBD-REPO01 has its first baseline, and course 1.3 inherits a running source.</w:t>
       </w:r>
     </w:p>
     <w:p>
@@ -6381,7 +6381,7 @@
           <w:sz w:val="16"/>
           <w:szCs w:val="16"/>
         </w:rPr>
-        <w:t xml:space="preserve">COURSE 1.9 / CLOSE OUT</w:t>
+        <w:t xml:space="preserve">COURSE 1.2 / CLOSE OUT</w:t>
       </w:r>
     </w:p>
     <w:p>
@@ -7082,7 +7082,7 @@
           <w:sz w:val="21"/>
           <w:szCs w:val="21"/>
         </w:rPr>
-        <w:t xml:space="preserve">That completes course 1.9. Course 1.10 builds the collector, SBD-SYSLOG01, and enrolls SBD-REPO01 as its first Linux syslog-over-TLS source.</w:t>
+        <w:t xml:space="preserve">That completes course 1.2. Course 1.3 builds the collector, SBD-SYSLOG01, and enrolls SBD-REPO01 as its first Linux syslog-over-TLS source.</w:t>
       </w:r>
     </w:p>
     <w:p>
@@ -7180,7 +7180,7 @@
         <w:sz w:val="15"/>
         <w:szCs w:val="15"/>
       </w:rPr>
-      <w:t xml:space="preserve">© 2026 Secure By Design Team LLC.   Course 1.9 · Materials edition 1.0     </w:t>
+      <w:t xml:space="preserve">© 2026 Secure By Design Team LLC.   Course 1.2 · Materials edition 1.0     </w:t>
     </w:r>
     <w:r>
       <w:rPr>

--- a/public/training/linux-repository/SecureByDesign-linux-repository-Workbook.docx
+++ b/public/training/linux-repository/SecureByDesign-linux-repository-Workbook.docx
@@ -465,7 +465,7 @@
           <w:sz w:val="21"/>
           <w:szCs w:val="21"/>
         </w:rPr>
-        <w:t xml:space="preserve">Complete course 1.1: the domain with DNS and course 1.1's time design with its chrony file, the course 1.1 media procedure and DISA tooling, course 1.1's root certificate and the hash it recorded, and the tiered administration plane, with SBD-ADMIN-SRV01 as the Tier 1 seat.</w:t>
+        <w:t xml:space="preserve">Complete course 1.1: the domain with DNS and part 3's time design with its chrony file, the part 4 media procedure and DISA tooling, part 6's root certificate and the hash it recorded, and the tiered administration plane, with SBD-ADMIN-SRV01 as the Tier 1 seat.</w:t>
       </w:r>
     </w:p>
     <w:p>
@@ -1001,7 +1001,7 @@
           <w:sz w:val="21"/>
           <w:szCs w:val="21"/>
         </w:rPr>
-        <w:t xml:space="preserve">Place it as the System Hub does: SBD-REPO01 at 10.0.70.20 on VLAN 70, not domain-joined, administered over SSH 22 from SBD-ADMIN-SRV01 only (rule A02, Tier 1). Confirm the register rows: the Linux servers to REPO01 on HTTP 80 (F19), REPO01 to both domain controllers for DNS (F01), and REPO01's syslog over TLS to the collector (F07, enabled when course 1.3 builds it). Rule F09 lists only domain members for time, so add SBD-REPO01's own time row, to both controllers on UDP 123, with an owner and a reason, as course 1.1 planned.</w:t>
+        <w:t xml:space="preserve">Place it as the System Hub does: SBD-REPO01 at 10.0.70.20 on VLAN 70, not domain-joined, administered over SSH 22 from SBD-ADMIN-SRV01 only (rule A02, Tier 1). Confirm the register rows: the Linux servers to REPO01 on HTTP 80 (F19), REPO01 to both domain controllers for DNS (F01), and REPO01's syslog over TLS to the collector (F07, enabled when course 1.3 builds it). Rule F09 lists only domain members for time, so add SBD-REPO01's own time row, to both controllers on UDP 123, with an owner and a reason, as course 1.1, part 3 planned.</w:t>
       </w:r>
     </w:p>
     <w:p>
@@ -1866,7 +1866,7 @@
           <w:sz w:val="21"/>
           <w:szCs w:val="21"/>
         </w:rPr>
-        <w:t xml:space="preserve">Install the server with its static address and DNS record, course 1.1's chrony file, and the course 1.1 root in its trust store.</w:t>
+        <w:t xml:space="preserve">Install the server with its static address and DNS record, course 1.1's chrony file, and the part 6 root in its trust store.</w:t>
       </w:r>
     </w:p>
     <w:p>
@@ -1960,7 +1960,7 @@
           <w:sz w:val="21"/>
           <w:szCs w:val="21"/>
         </w:rPr>
-        <w:t xml:space="preserve">Apply course 1.1's chrony file before the first package update, and turn off the hypervisor's time synchronization for the VM, so the domain controllers are its only clock: /etc/chrony.conf names only the two controllers, server SBD-DC01.sbd.test iburst and server SBD-DC02.sbd.test iburst, with maxdistance 16 and no pool, other server, sourcedir or allow line, and reaches both controllers over the time row added in lesson 1. Check that chronyc sources shows one controller selected (^*) and the other usable, with a small, steady offset; the maxdistance line is what admits controllers that serve their own clock, as course 1.1 explains.</w:t>
+        <w:t xml:space="preserve">Apply course 1.1's chrony file before the first package update, and turn off the hypervisor's time synchronization for the VM, so the domain controllers are its only clock: /etc/chrony.conf names only the two controllers, server SBD-DC01.sbd.test iburst and server SBD-DC02.sbd.test iburst, with maxdistance 16 and no pool, other server, sourcedir or allow line, and reaches both controllers over the time row added in lesson 1. Check that chronyc sources shows one controller selected (^*) and the other usable, with a small, steady offset; the maxdistance line is what admits controllers that serve their own clock, as part 3 explains.</w:t>
       </w:r>
     </w:p>
     <w:p>
@@ -1979,7 +1979,7 @@
           <w:sz w:val="21"/>
           <w:szCs w:val="21"/>
         </w:rPr>
-        <w:t xml:space="preserve">Create a named local account for each administrator in one admin group with sudo, lock root's password, and copy each administrator's SSH public key from SBD-ADMIN-SRV01. In a drop-in that sorts before the distribution's own (for example /etc/ssh/sshd_config.d/10-sbd.conf, because the first value read wins), set PermitRootLogin no, PasswordAuthentication no and AllowGroups to that group. Over your first SSH session, add the course 1.1 root certificate to the system trust store, because a server outside the domain gets it from no Group Policy: export it from SBD-ADMIN-SRV01's Trusted Root store, check its SHA-256 against the hash course 1.1 recorded, copy it across, place it in /etc/pki/ca-trust/source/anchors and run update-ca-trust, ready for course 1.3's syslog over TLS.</w:t>
+        <w:t xml:space="preserve">Create a named local account for each administrator in one admin group with sudo, lock root's password, and copy each administrator's SSH public key from SBD-ADMIN-SRV01. In a drop-in that sorts before the distribution's own (for example /etc/ssh/sshd_config.d/10-sbd.conf, because the first value read wins), set PermitRootLogin no, PasswordAuthentication no and AllowGroups to that group. Over your first SSH session, add the course 1.1 root certificate to the system trust store, because a server outside the domain gets it from no Group Policy: export it from SBD-ADMIN-SRV01's Trusted Root store, check its SHA-256 against the hash part 6 recorded, copy it across, place it in /etc/pki/ca-trust/source/anchors and run update-ca-trust, ready for course 1.3's syslog over TLS.</w:t>
       </w:r>
     </w:p>
     <w:p>
@@ -2115,7 +2115,7 @@
           <w:sz w:val="18"/>
           <w:szCs w:val="18"/>
         </w:rPr>
-        <w:t xml:space="preserve"># On SBD-ADMIN-SRV01: export the course 1.1 root and compare its hash with course 1.1's record, then copy it over</w:t>
+        <w:t xml:space="preserve"># On SBD-ADMIN-SRV01: export the course 1.1 root and compare its hash with part 6's record, then copy it over</w:t>
       </w:r>
     </w:p>
     <w:p>
@@ -2337,7 +2337,7 @@
           <w:sz w:val="20"/>
           <w:szCs w:val="20"/>
         </w:rPr>
-        <w:t xml:space="preserve">SBD-REPO01 resolves to 10.0.70.20 and, with course 1.1's chrony file and the hypervisor's time synchronization off, syncs from a domain controller with a small, stable offset; sshd refuses root and passwords and admits only the admin group; the system trust store holds the course 1.1 root, its hash matching course 1.1's record; only TCP 22 and 80 listen; the firewall admits SSH from 10.0.60.20 alone and HTTP from the three registered consumers alone; and the web root returns 403 instead of a listing.</w:t>
+        <w:t xml:space="preserve">SBD-REPO01 resolves to 10.0.70.20 and, with course 1.1's chrony file and the hypervisor's time synchronization off, syncs from a domain controller with a small, stable offset; sshd refuses root and passwords and admits only the admin group; the system trust store holds the part 6 root, its hash matching part 6's record; only TCP 22 and 80 listen; the firewall admits SSH from 10.0.60.20 alone and HTTP from the three registered consumers alone; and the web root returns 403 instead of a listing.</w:t>
       </w:r>
     </w:p>
     <w:p>
@@ -5389,7 +5389,7 @@
           <w:sz w:val="21"/>
           <w:szCs w:val="21"/>
         </w:rPr>
-        <w:t xml:space="preserve">Scan every Linux server the same way, starting with SBD-REPO01: copy SCC and the benchmark over your Tier 1 SSH session, check their hashes there, install SCC as its readme directs, and run it as root with the benchmark and the profile course 1.1 recorded. Copy the session back to C:\Evidence\linux-repository\baseline\SBD-REPO01, answer the manual items, Apache's included, in a STIG Viewer checklist for SBD-REPO01 on SBD-ADMIN-SRV01, and classify every open item as in course 1.1: fix now, deviation candidate or POA&amp;M candidate. Plain HTTP on F19 is a deviation candidate, justified by signed content.</w:t>
+        <w:t xml:space="preserve">Scan every Linux server the same way, starting with SBD-REPO01: copy SCC and the benchmark over your Tier 1 SSH session, check their hashes there, install SCC as its readme directs, and run it as root with the benchmark and the profile course 1.1, part 4 recorded. Copy the session back to C:\Evidence\linux-repository\baseline\SBD-REPO01, answer the manual items, Apache's included, in a STIG Viewer checklist for SBD-REPO01 on SBD-ADMIN-SRV01, and classify every open item as in part 4: fix now, deviation candidate or POA&amp;M candidate. Plain HTTP on F19 is a deviation candidate, justified by signed content.</w:t>
       </w:r>
     </w:p>
     <w:p>

--- a/public/training/linux-repository/SecureByDesign-linux-repository-Workbook.docx
+++ b/public/training/linux-repository/SecureByDesign-linux-repository-Workbook.docx
@@ -1024,6 +1024,94 @@
     </w:p>
     <w:p>
       <w:pPr>
+        <w:pBdr>
+          <w:left w:val="single" w:color="20647C" w:sz="18" w:space="8"/>
+        </w:pBdr>
+        <w:shd w:fill="F1F7FA" w:color="auto" w:val="clear"/>
+        <w:spacing w:after="160" w:before="120" w:line="288" w:lineRule="auto"/>
+        <w:ind w:left="160" w:right="160"/>
+      </w:pPr>
+      <w:r>
+        <w:rPr>
+          <w:rFonts w:ascii="Arial" w:cs="Arial" w:eastAsia="Arial" w:hAnsi="Arial"/>
+          <w:b/>
+          <w:bCs/>
+          <w:color w:val="20647C"/>
+          <w:sz w:val="17"/>
+          <w:szCs w:val="17"/>
+        </w:rPr>
+        <w:t xml:space="preserve">CHECK IT IN THE CONSOLE  </w:t>
+      </w:r>
+      <w:r>
+        <w:rPr>
+          <w:rFonts w:ascii="Arial" w:cs="Arial" w:eastAsia="Arial" w:hAnsi="Arial"/>
+          <w:color w:val="193448"/>
+          <w:sz w:val="20"/>
+          <w:szCs w:val="20"/>
+        </w:rPr>
+        <w:t xml:space="preserve">DNS Manager (dnsmgmt.msc)</w:t>
+      </w:r>
+    </w:p>
+    <w:p>
+      <w:pPr>
+        <w:spacing w:after="160" w:before="0" w:line="288" w:lineRule="auto"/>
+      </w:pPr>
+      <w:r>
+        <w:rPr>
+          <w:rFonts w:ascii="Arial" w:cs="Arial" w:eastAsia="Arial" w:hAnsi="Arial"/>
+          <w:color w:val="526B7E"/>
+          <w:sz w:val="21"/>
+          <w:szCs w:val="21"/>
+        </w:rPr>
+        <w:t xml:space="preserve">1. sbd.test: no SBD-REPO01 record exists yet.</w:t>
+      </w:r>
+    </w:p>
+    <w:p>
+      <w:pPr>
+        <w:pBdr>
+          <w:left w:val="single" w:color="20647C" w:sz="18" w:space="8"/>
+        </w:pBdr>
+        <w:shd w:fill="F1F7FA" w:color="auto" w:val="clear"/>
+        <w:spacing w:after="160" w:before="120" w:line="288" w:lineRule="auto"/>
+        <w:ind w:left="160" w:right="160"/>
+      </w:pPr>
+      <w:r>
+        <w:rPr>
+          <w:rFonts w:ascii="Arial" w:cs="Arial" w:eastAsia="Arial" w:hAnsi="Arial"/>
+          <w:b/>
+          <w:bCs/>
+          <w:color w:val="20647C"/>
+          <w:sz w:val="17"/>
+          <w:szCs w:val="17"/>
+        </w:rPr>
+        <w:t xml:space="preserve">STAYS A COMMAND  </w:t>
+      </w:r>
+      <w:r>
+        <w:rPr>
+          <w:rFonts w:ascii="Arial" w:cs="Arial" w:eastAsia="Arial" w:hAnsi="Arial"/>
+          <w:color w:val="193448"/>
+          <w:sz w:val="20"/>
+          <w:szCs w:val="20"/>
+        </w:rPr>
+        <w:t xml:space="preserve">gpg --show-keys for the upstream key fingerprints: no console shows them.</w:t>
+      </w:r>
+    </w:p>
+    <w:p>
+      <w:pPr>
+        <w:spacing w:after="160" w:before="0" w:line="288" w:lineRule="auto"/>
+      </w:pPr>
+      <w:r>
+        <w:rPr>
+          <w:rFonts w:ascii="Arial" w:cs="Arial" w:eastAsia="Arial" w:hAnsi="Arial"/>
+          <w:color w:val="526B7E"/>
+          <w:sz w:val="21"/>
+          <w:szCs w:val="21"/>
+        </w:rPr>
+        <w:t xml:space="preserve">Command-line route (optional):</w:t>
+      </w:r>
+    </w:p>
+    <w:p>
+      <w:pPr>
         <w:shd w:fill="F1F7FA" w:color="auto" w:val="clear"/>
         <w:spacing w:after="0" w:before="0" w:line="252" w:lineRule="auto"/>
         <w:ind w:left="160" w:right="160"/>
@@ -2328,6 +2416,36 @@
           <w:sz w:val="17"/>
           <w:szCs w:val="17"/>
         </w:rPr>
+        <w:t xml:space="preserve">WHY THIS STAYS A COMMAND  </w:t>
+      </w:r>
+      <w:r>
+        <w:rPr>
+          <w:rFonts w:ascii="Arial" w:cs="Arial" w:eastAsia="Arial" w:hAnsi="Arial"/>
+          <w:color w:val="193448"/>
+          <w:sz w:val="20"/>
+          <w:szCs w:val="20"/>
+        </w:rPr>
+        <w:t xml:space="preserve">SBD-REPO01 is a Linux server with no desktop: hostnamectl, chrony and the firewall are checked at its shell.</w:t>
+      </w:r>
+    </w:p>
+    <w:p>
+      <w:pPr>
+        <w:pBdr>
+          <w:left w:val="single" w:color="20647C" w:sz="18" w:space="8"/>
+        </w:pBdr>
+        <w:shd w:fill="F1F7FA" w:color="auto" w:val="clear"/>
+        <w:spacing w:after="160" w:before="120" w:line="288" w:lineRule="auto"/>
+        <w:ind w:left="160" w:right="160"/>
+      </w:pPr>
+      <w:r>
+        <w:rPr>
+          <w:rFonts w:ascii="Arial" w:cs="Arial" w:eastAsia="Arial" w:hAnsi="Arial"/>
+          <w:b/>
+          <w:bCs/>
+          <w:color w:val="20647C"/>
+          <w:sz w:val="17"/>
+          <w:szCs w:val="17"/>
+        </w:rPr>
         <w:t xml:space="preserve">WHAT SUCCESS LOOKS LIKE  </w:t>
       </w:r>
       <w:r>
@@ -3477,6 +3595,36 @@
           <w:sz w:val="17"/>
           <w:szCs w:val="17"/>
         </w:rPr>
+        <w:t xml:space="preserve">WHY THIS STAYS A COMMAND  </w:t>
+      </w:r>
+      <w:r>
+        <w:rPr>
+          <w:rFonts w:ascii="Arial" w:cs="Arial" w:eastAsia="Arial" w:hAnsi="Arial"/>
+          <w:color w:val="193448"/>
+          <w:sz w:val="20"/>
+          <w:szCs w:val="20"/>
+        </w:rPr>
+        <w:t xml:space="preserve">Linux, no desktop: reposync, the manifest and the signature checks run at the shell.</w:t>
+      </w:r>
+    </w:p>
+    <w:p>
+      <w:pPr>
+        <w:pBdr>
+          <w:left w:val="single" w:color="20647C" w:sz="18" w:space="8"/>
+        </w:pBdr>
+        <w:shd w:fill="F1F7FA" w:color="auto" w:val="clear"/>
+        <w:spacing w:after="160" w:before="120" w:line="288" w:lineRule="auto"/>
+        <w:ind w:left="160" w:right="160"/>
+      </w:pPr>
+      <w:r>
+        <w:rPr>
+          <w:rFonts w:ascii="Arial" w:cs="Arial" w:eastAsia="Arial" w:hAnsi="Arial"/>
+          <w:b/>
+          <w:bCs/>
+          <w:color w:val="20647C"/>
+          <w:sz w:val="17"/>
+          <w:szCs w:val="17"/>
+        </w:rPr>
         <w:t xml:space="preserve">WHAT SUCCESS LOOKS LIKE  </w:t>
       </w:r>
       <w:r>
@@ -4511,6 +4659,36 @@
           <w:sz w:val="17"/>
           <w:szCs w:val="17"/>
         </w:rPr>
+        <w:t xml:space="preserve">WHY THIS STAYS A COMMAND  </w:t>
+      </w:r>
+      <w:r>
+        <w:rPr>
+          <w:rFonts w:ascii="Arial" w:cs="Arial" w:eastAsia="Arial" w:hAnsi="Arial"/>
+          <w:color w:val="193448"/>
+          <w:sz w:val="20"/>
+          <w:szCs w:val="20"/>
+        </w:rPr>
+        <w:t xml:space="preserve">Linux, no desktop: dnf repolist and the trusted keys are checked at the shell.</w:t>
+      </w:r>
+    </w:p>
+    <w:p>
+      <w:pPr>
+        <w:pBdr>
+          <w:left w:val="single" w:color="20647C" w:sz="18" w:space="8"/>
+        </w:pBdr>
+        <w:shd w:fill="F1F7FA" w:color="auto" w:val="clear"/>
+        <w:spacing w:after="160" w:before="120" w:line="288" w:lineRule="auto"/>
+        <w:ind w:left="160" w:right="160"/>
+      </w:pPr>
+      <w:r>
+        <w:rPr>
+          <w:rFonts w:ascii="Arial" w:cs="Arial" w:eastAsia="Arial" w:hAnsi="Arial"/>
+          <w:b/>
+          <w:bCs/>
+          <w:color w:val="20647C"/>
+          <w:sz w:val="17"/>
+          <w:szCs w:val="17"/>
+        </w:rPr>
         <w:t xml:space="preserve">WHAT SUCCESS LOOKS LIKE  </w:t>
       </w:r>
       <w:r>
@@ -5667,6 +5845,36 @@
           <w:szCs w:val="18"/>
         </w:rPr>
         <w:t xml:space="preserve">Get-ChildItem C:\Evidence\linux-repository -Recurse -File | Get-FileHash -Algorithm SHA256 | Export-Csv C:\Evidence\linux-repository-hashes.csv -NoTypeInformation</w:t>
+      </w:r>
+    </w:p>
+    <w:p>
+      <w:pPr>
+        <w:pBdr>
+          <w:left w:val="single" w:color="20647C" w:sz="18" w:space="8"/>
+        </w:pBdr>
+        <w:shd w:fill="F1F7FA" w:color="auto" w:val="clear"/>
+        <w:spacing w:after="160" w:before="120" w:line="288" w:lineRule="auto"/>
+        <w:ind w:left="160" w:right="160"/>
+      </w:pPr>
+      <w:r>
+        <w:rPr>
+          <w:rFonts w:ascii="Arial" w:cs="Arial" w:eastAsia="Arial" w:hAnsi="Arial"/>
+          <w:b/>
+          <w:bCs/>
+          <w:color w:val="20647C"/>
+          <w:sz w:val="17"/>
+          <w:szCs w:val="17"/>
+        </w:rPr>
+        <w:t xml:space="preserve">WHY THIS STAYS A COMMAND  </w:t>
+      </w:r>
+      <w:r>
+        <w:rPr>
+          <w:rFonts w:ascii="Arial" w:cs="Arial" w:eastAsia="Arial" w:hAnsi="Arial"/>
+          <w:color w:val="193448"/>
+          <w:sz w:val="20"/>
+          <w:szCs w:val="20"/>
+        </w:rPr>
+        <w:t xml:space="preserve">Linux, no desktop: the promotion and rollback are symbolic-link changes at the shell.</w:t>
       </w:r>
     </w:p>
     <w:p>
